--- a/docs/word/02-tz/05-karta-migracii.docx
+++ b/docs/word/02-tz/05-karta-migracii.docx
@@ -365,7 +365,7 @@
               <w:rPr>
                 <w:sz w:val="18"/>
               </w:rPr>
-              <w:t>0.2</w:t>
+              <w:t>0.3</w:t>
             </w:r>
           </w:p>
         </w:tc>
@@ -453,7 +453,7 @@
               <w:rPr>
                 <w:sz w:val="18"/>
               </w:rPr>
-              <w:t>27.10.2026</w:t>
+              <w:t>29.10.2026</w:t>
             </w:r>
           </w:p>
         </w:tc>
@@ -7785,7 +7785,7 @@
               <w:rPr>
                 <w:sz w:val="18"/>
               </w:rPr>
-              <w:t>Запланировано</w:t>
+              <w:t>API: чтение</w:t>
             </w:r>
           </w:p>
         </w:tc>
@@ -7939,7 +7939,7 @@
               <w:rPr>
                 <w:sz w:val="18"/>
               </w:rPr>
-              <w:t>Запланировано</w:t>
+              <w:t>API: чтение</w:t>
             </w:r>
           </w:p>
         </w:tc>
@@ -7985,6 +7985,19 @@
                 <w:rFonts w:ascii="Consolas" w:hAnsi="Consolas"/>
                 <w:sz w:val="18"/>
               </w:rPr>
+              <w:t>lms.methods</w:t>
+            </w:r>
+            <w:r>
+              <w:rPr>
+                <w:sz w:val="18"/>
+              </w:rPr>
+              <w:t xml:space="preserve"> + </w:t>
+            </w:r>
+            <w:r>
+              <w:rPr>
+                <w:rFonts w:ascii="Consolas" w:hAnsi="Consolas"/>
+                <w:sz w:val="18"/>
+              </w:rPr>
               <w:t>lms.lesson_blocks</w:t>
             </w:r>
           </w:p>
@@ -8006,27 +8019,27 @@
               <w:rPr>
                 <w:sz w:val="18"/>
               </w:rPr>
-              <w:t xml:space="preserve">Объяснения и шаги → блоки типа </w:t>
-            </w:r>
-            <w:r>
-              <w:rPr>
-                <w:rFonts w:ascii="Consolas" w:hAnsi="Consolas"/>
-                <w:sz w:val="18"/>
-              </w:rPr>
-              <w:t>text</w:t>
-            </w:r>
-            <w:r>
-              <w:rPr>
-                <w:sz w:val="18"/>
-              </w:rPr>
-              <w:t>/</w:t>
-            </w:r>
-            <w:r>
-              <w:rPr>
-                <w:rFonts w:ascii="Consolas" w:hAnsi="Consolas"/>
-                <w:sz w:val="18"/>
-              </w:rPr>
-              <w:t>steps</w:t>
+              <w:t xml:space="preserve">Объяснения и шаги → </w:t>
+            </w:r>
+            <w:r>
+              <w:rPr>
+                <w:rFonts w:ascii="Consolas" w:hAnsi="Consolas"/>
+                <w:sz w:val="18"/>
+              </w:rPr>
+              <w:t>lms.methods</w:t>
+            </w:r>
+            <w:r>
+              <w:rPr>
+                <w:sz w:val="18"/>
+              </w:rPr>
+              <w:t xml:space="preserve">, блоки урока → </w:t>
+            </w:r>
+            <w:r>
+              <w:rPr>
+                <w:rFonts w:ascii="Consolas" w:hAnsi="Consolas"/>
+                <w:sz w:val="18"/>
+              </w:rPr>
+              <w:t>lms.lesson_blocks</w:t>
             </w:r>
           </w:p>
         </w:tc>
@@ -8047,7 +8060,7 @@
               <w:rPr>
                 <w:sz w:val="18"/>
               </w:rPr>
-              <w:t>Запланировано</w:t>
+              <w:t>API: чтение</w:t>
             </w:r>
           </w:p>
         </w:tc>
@@ -8148,7 +8161,7 @@
               <w:rPr>
                 <w:sz w:val="18"/>
               </w:rPr>
-              <w:t>Запланировано</w:t>
+              <w:t>API: чтение</w:t>
             </w:r>
           </w:p>
         </w:tc>
@@ -8250,7 +8263,7 @@
               <w:rPr>
                 <w:sz w:val="18"/>
               </w:rPr>
-              <w:t>Запланировано</w:t>
+              <w:t>API: чтение</w:t>
             </w:r>
           </w:p>
         </w:tc>
@@ -8364,7 +8377,7 @@
               <w:rPr>
                 <w:sz w:val="18"/>
               </w:rPr>
-              <w:t>Запланировано</w:t>
+              <w:t>API: чтение</w:t>
             </w:r>
           </w:p>
         </w:tc>
@@ -8459,7 +8472,7 @@
               <w:rPr>
                 <w:sz w:val="18"/>
               </w:rPr>
-              <w:t>Запланировано</w:t>
+              <w:t>API: чтение</w:t>
             </w:r>
           </w:p>
         </w:tc>
@@ -8547,7 +8560,7 @@
               <w:rPr>
                 <w:sz w:val="18"/>
               </w:rPr>
-              <w:t>Запланировано</w:t>
+              <w:t>API: чтение</w:t>
             </w:r>
           </w:p>
         </w:tc>
@@ -12268,6 +12281,239 @@
               <w:rPr>
                 <w:sz w:val="18"/>
               </w:rPr>
+              <w:t xml:space="preserve">Миграции доменов </w:t>
+            </w:r>
+            <w:r>
+              <w:rPr>
+                <w:rFonts w:ascii="Consolas" w:hAnsi="Consolas"/>
+                <w:sz w:val="18"/>
+              </w:rPr>
+              <w:t>lms</w:t>
+            </w:r>
+            <w:r>
+              <w:rPr>
+                <w:sz w:val="18"/>
+              </w:rPr>
+              <w:t xml:space="preserve">, </w:t>
+            </w:r>
+            <w:r>
+              <w:rPr>
+                <w:rFonts w:ascii="Consolas" w:hAnsi="Consolas"/>
+                <w:sz w:val="18"/>
+              </w:rPr>
+              <w:t>assessment</w:t>
+            </w:r>
+            <w:r>
+              <w:rPr>
+                <w:sz w:val="18"/>
+              </w:rPr>
+              <w:t xml:space="preserve">, </w:t>
+            </w:r>
+            <w:r>
+              <w:rPr>
+                <w:rFonts w:ascii="Consolas" w:hAnsi="Consolas"/>
+                <w:sz w:val="18"/>
+              </w:rPr>
+              <w:t>journal</w:t>
+            </w:r>
+            <w:r>
+              <w:rPr>
+                <w:sz w:val="18"/>
+              </w:rPr>
+              <w:t xml:space="preserve">, </w:t>
+            </w:r>
+            <w:r>
+              <w:rPr>
+                <w:rFonts w:ascii="Consolas" w:hAnsi="Consolas"/>
+                <w:sz w:val="18"/>
+              </w:rPr>
+              <w:t>analytics</w:t>
+            </w:r>
+            <w:r>
+              <w:rPr>
+                <w:sz w:val="18"/>
+              </w:rPr>
+              <w:t xml:space="preserve">, </w:t>
+            </w:r>
+            <w:r>
+              <w:rPr>
+                <w:rFonts w:ascii="Consolas" w:hAnsi="Consolas"/>
+                <w:sz w:val="18"/>
+              </w:rPr>
+              <w:t>ai</w:t>
+            </w:r>
+            <w:r>
+              <w:rPr>
+                <w:sz w:val="18"/>
+              </w:rPr>
+              <w:t xml:space="preserve">, </w:t>
+            </w:r>
+            <w:r>
+              <w:rPr>
+                <w:rFonts w:ascii="Consolas" w:hAnsi="Consolas"/>
+                <w:sz w:val="18"/>
+              </w:rPr>
+              <w:t>communication</w:t>
+            </w:r>
+          </w:p>
+        </w:tc>
+        <w:tc>
+          <w:tcPr>
+            <w:tcW w:type="dxa" w:w="4986"/>
+          </w:tcPr>
+          <w:p>
+            <w:pPr>
+              <w:spacing w:after="20"/>
+            </w:pPr>
+            <w:r>
+              <w:rPr>
+                <w:sz w:val="18"/>
+              </w:rPr>
+            </w:r>
+            <w:r>
+              <w:rPr>
+                <w:b/>
+                <w:sz w:val="18"/>
+              </w:rPr>
+              <w:t>Выполнено</w:t>
+            </w:r>
+          </w:p>
+        </w:tc>
+      </w:tr>
+      <w:tr>
+        <w:tc>
+          <w:tcPr>
+            <w:tcW w:type="dxa" w:w="4986"/>
+          </w:tcPr>
+          <w:p>
+            <w:pPr>
+              <w:spacing w:after="20"/>
+            </w:pPr>
+            <w:r>
+              <w:rPr>
+                <w:sz w:val="18"/>
+              </w:rPr>
+            </w:r>
+            <w:r>
+              <w:rPr>
+                <w:sz w:val="18"/>
+              </w:rPr>
+              <w:t>Импорт старой SQLite (</w:t>
+            </w:r>
+            <w:r>
+              <w:rPr>
+                <w:rFonts w:ascii="Consolas" w:hAnsi="Consolas"/>
+                <w:sz w:val="18"/>
+              </w:rPr>
+              <w:t>app.db.import_legacy</w:t>
+            </w:r>
+            <w:r>
+              <w:rPr>
+                <w:sz w:val="18"/>
+              </w:rPr>
+              <w:t>)</w:t>
+            </w:r>
+          </w:p>
+        </w:tc>
+        <w:tc>
+          <w:tcPr>
+            <w:tcW w:type="dxa" w:w="4986"/>
+          </w:tcPr>
+          <w:p>
+            <w:pPr>
+              <w:spacing w:after="20"/>
+            </w:pPr>
+            <w:r>
+              <w:rPr>
+                <w:sz w:val="18"/>
+              </w:rPr>
+            </w:r>
+            <w:r>
+              <w:rPr>
+                <w:b/>
+                <w:sz w:val="18"/>
+              </w:rPr>
+              <w:t>Реализован, требует прогона на Stage</w:t>
+            </w:r>
+          </w:p>
+        </w:tc>
+      </w:tr>
+      <w:tr>
+        <w:tc>
+          <w:tcPr>
+            <w:tcW w:type="dxa" w:w="4986"/>
+          </w:tcPr>
+          <w:p>
+            <w:pPr>
+              <w:spacing w:after="20"/>
+            </w:pPr>
+            <w:r>
+              <w:rPr>
+                <w:sz w:val="18"/>
+              </w:rPr>
+            </w:r>
+            <w:r>
+              <w:rPr>
+                <w:sz w:val="18"/>
+              </w:rPr>
+              <w:t>API учебного контента (</w:t>
+            </w:r>
+            <w:r>
+              <w:rPr>
+                <w:rFonts w:ascii="Consolas" w:hAnsi="Consolas"/>
+                <w:sz w:val="18"/>
+              </w:rPr>
+              <w:t>/lms/*</w:t>
+            </w:r>
+            <w:r>
+              <w:rPr>
+                <w:sz w:val="18"/>
+              </w:rPr>
+              <w:t>)</w:t>
+            </w:r>
+          </w:p>
+        </w:tc>
+        <w:tc>
+          <w:tcPr>
+            <w:tcW w:type="dxa" w:w="4986"/>
+          </w:tcPr>
+          <w:p>
+            <w:pPr>
+              <w:spacing w:after="20"/>
+            </w:pPr>
+            <w:r>
+              <w:rPr>
+                <w:sz w:val="18"/>
+              </w:rPr>
+            </w:r>
+            <w:r>
+              <w:rPr>
+                <w:b/>
+                <w:sz w:val="18"/>
+              </w:rPr>
+              <w:t>Выполнено (чтение)</w:t>
+            </w:r>
+          </w:p>
+        </w:tc>
+      </w:tr>
+      <w:tr>
+        <w:tc>
+          <w:tcPr>
+            <w:tcW w:type="dxa" w:w="4986"/>
+          </w:tcPr>
+          <w:p>
+            <w:pPr>
+              <w:spacing w:after="20"/>
+            </w:pPr>
+            <w:r>
+              <w:rPr>
+                <w:sz w:val="18"/>
+              </w:rPr>
+            </w:r>
+            <w:r>
+              <w:rPr>
+                <w:sz w:val="18"/>
+              </w:rPr>
               <w:t>Перенос данных старого контура</w:t>
             </w:r>
           </w:p>
@@ -12290,7 +12536,7 @@
                 <w:b/>
                 <w:sz w:val="18"/>
               </w:rPr>
-              <w:t>Не начато</w:t>
+              <w:t>В процессе</w:t>
             </w:r>
           </w:p>
         </w:tc>

--- a/docs/word/02-tz/05-karta-migracii.docx
+++ b/docs/word/02-tz/05-karta-migracii.docx
@@ -365,7 +365,7 @@
               <w:rPr>
                 <w:sz w:val="18"/>
               </w:rPr>
-              <w:t>0.3</w:t>
+              <w:t>0.4</w:t>
             </w:r>
           </w:p>
         </w:tc>
@@ -8621,6 +8621,32 @@
               </w:rPr>
               <w:t>assessment.assignments</w:t>
             </w:r>
+            <w:r>
+              <w:rPr>
+                <w:sz w:val="18"/>
+              </w:rPr>
+              <w:t xml:space="preserve"> + </w:t>
+            </w:r>
+            <w:r>
+              <w:rPr>
+                <w:rFonts w:ascii="Consolas" w:hAnsi="Consolas"/>
+                <w:sz w:val="18"/>
+              </w:rPr>
+              <w:t>assessment.questions</w:t>
+            </w:r>
+            <w:r>
+              <w:rPr>
+                <w:sz w:val="18"/>
+              </w:rPr>
+              <w:t xml:space="preserve"> + </w:t>
+            </w:r>
+            <w:r>
+              <w:rPr>
+                <w:rFonts w:ascii="Consolas" w:hAnsi="Consolas"/>
+                <w:sz w:val="18"/>
+              </w:rPr>
+              <w:t>assessment.answer_options</w:t>
+            </w:r>
           </w:p>
         </w:tc>
         <w:tc>
@@ -8661,7 +8687,7 @@
               <w:rPr>
                 <w:sz w:val="18"/>
               </w:rPr>
-              <w:t>Запланировано</w:t>
+              <w:t>API: чтение/запись</w:t>
             </w:r>
           </w:p>
         </w:tc>
@@ -8769,7 +8795,7 @@
               <w:rPr>
                 <w:sz w:val="18"/>
               </w:rPr>
-              <w:t>Запланировано</w:t>
+              <w:t>API: чтение/запись</w:t>
             </w:r>
           </w:p>
         </w:tc>
@@ -12492,6 +12518,64 @@
                 <w:sz w:val="18"/>
               </w:rPr>
               <w:t>Выполнено (чтение)</w:t>
+            </w:r>
+          </w:p>
+        </w:tc>
+      </w:tr>
+      <w:tr>
+        <w:tc>
+          <w:tcPr>
+            <w:tcW w:type="dxa" w:w="4986"/>
+          </w:tcPr>
+          <w:p>
+            <w:pPr>
+              <w:spacing w:after="20"/>
+            </w:pPr>
+            <w:r>
+              <w:rPr>
+                <w:sz w:val="18"/>
+              </w:rPr>
+            </w:r>
+            <w:r>
+              <w:rPr>
+                <w:sz w:val="18"/>
+              </w:rPr>
+              <w:t>API тестов и работ (</w:t>
+            </w:r>
+            <w:r>
+              <w:rPr>
+                <w:rFonts w:ascii="Consolas" w:hAnsi="Consolas"/>
+                <w:sz w:val="18"/>
+              </w:rPr>
+              <w:t>/assessment/*</w:t>
+            </w:r>
+            <w:r>
+              <w:rPr>
+                <w:sz w:val="18"/>
+              </w:rPr>
+              <w:t>)</w:t>
+            </w:r>
+          </w:p>
+        </w:tc>
+        <w:tc>
+          <w:tcPr>
+            <w:tcW w:type="dxa" w:w="4986"/>
+          </w:tcPr>
+          <w:p>
+            <w:pPr>
+              <w:spacing w:after="20"/>
+            </w:pPr>
+            <w:r>
+              <w:rPr>
+                <w:sz w:val="18"/>
+              </w:rPr>
+            </w:r>
+            <w:r>
+              <w:rPr>
+                <w:b/>
+                <w:sz w:val="18"/>
+              </w:rPr>
+              <w:t>Выполнено (создание, назначение, сдача, результаты)</w:t>
             </w:r>
           </w:p>
         </w:tc>

--- a/docs/word/02-tz/05-karta-migracii.docx
+++ b/docs/word/02-tz/05-karta-migracii.docx
@@ -365,7 +365,7 @@
               <w:rPr>
                 <w:sz w:val="18"/>
               </w:rPr>
-              <w:t>0.4</w:t>
+              <w:t>0.5</w:t>
             </w:r>
           </w:p>
         </w:tc>
@@ -3095,6 +3095,45 @@
               </w:rPr>
               <w:t>/teacher/library</w:t>
             </w:r>
+            <w:r>
+              <w:rPr>
+                <w:sz w:val="18"/>
+              </w:rPr>
+              <w:t xml:space="preserve">, </w:t>
+            </w:r>
+            <w:r>
+              <w:rPr>
+                <w:rFonts w:ascii="Consolas" w:hAnsi="Consolas"/>
+                <w:sz w:val="18"/>
+              </w:rPr>
+              <w:t>/journal/schedule</w:t>
+            </w:r>
+            <w:r>
+              <w:rPr>
+                <w:sz w:val="18"/>
+              </w:rPr>
+              <w:t xml:space="preserve">, </w:t>
+            </w:r>
+            <w:r>
+              <w:rPr>
+                <w:rFonts w:ascii="Consolas" w:hAnsi="Consolas"/>
+                <w:sz w:val="18"/>
+              </w:rPr>
+              <w:t>/journal/entries</w:t>
+            </w:r>
+            <w:r>
+              <w:rPr>
+                <w:sz w:val="18"/>
+              </w:rPr>
+              <w:t xml:space="preserve">, </w:t>
+            </w:r>
+            <w:r>
+              <w:rPr>
+                <w:rFonts w:ascii="Consolas" w:hAnsi="Consolas"/>
+                <w:sz w:val="18"/>
+              </w:rPr>
+              <w:t>/journal/summary</w:t>
+            </w:r>
           </w:p>
         </w:tc>
       </w:tr>
@@ -3253,6 +3292,32 @@
               </w:rPr>
               <w:t>/assignments/&lt;id&gt;/result</w:t>
             </w:r>
+            <w:r>
+              <w:rPr>
+                <w:sz w:val="18"/>
+              </w:rPr>
+              <w:t xml:space="preserve">, </w:t>
+            </w:r>
+            <w:r>
+              <w:rPr>
+                <w:rFonts w:ascii="Consolas" w:hAnsi="Consolas"/>
+                <w:sz w:val="18"/>
+              </w:rPr>
+              <w:t>/journal/schedule</w:t>
+            </w:r>
+            <w:r>
+              <w:rPr>
+                <w:sz w:val="18"/>
+              </w:rPr>
+              <w:t xml:space="preserve">, </w:t>
+            </w:r>
+            <w:r>
+              <w:rPr>
+                <w:rFonts w:ascii="Consolas" w:hAnsi="Consolas"/>
+                <w:sz w:val="18"/>
+              </w:rPr>
+              <w:t>/journal/entries</w:t>
+            </w:r>
           </w:p>
         </w:tc>
       </w:tr>
@@ -3462,6 +3527,32 @@
                 <w:sz w:val="18"/>
               </w:rPr>
               <w:t>/parent/library</w:t>
+            </w:r>
+            <w:r>
+              <w:rPr>
+                <w:sz w:val="18"/>
+              </w:rPr>
+              <w:t xml:space="preserve">, </w:t>
+            </w:r>
+            <w:r>
+              <w:rPr>
+                <w:rFonts w:ascii="Consolas" w:hAnsi="Consolas"/>
+                <w:sz w:val="18"/>
+              </w:rPr>
+              <w:t>/journal/schedule</w:t>
+            </w:r>
+            <w:r>
+              <w:rPr>
+                <w:sz w:val="18"/>
+              </w:rPr>
+              <w:t xml:space="preserve">, </w:t>
+            </w:r>
+            <w:r>
+              <w:rPr>
+                <w:rFonts w:ascii="Consolas" w:hAnsi="Consolas"/>
+                <w:sz w:val="18"/>
+              </w:rPr>
+              <w:t>/journal/entries</w:t>
             </w:r>
           </w:p>
         </w:tc>
@@ -8910,7 +9001,94 @@
               <w:rPr>
                 <w:sz w:val="18"/>
               </w:rPr>
-              <w:t>Запланировано</w:t>
+              <w:t>API: чтение/запись</w:t>
+            </w:r>
+          </w:p>
+        </w:tc>
+      </w:tr>
+      <w:tr>
+        <w:tc>
+          <w:tcPr>
+            <w:tcW w:type="dxa" w:w="2493"/>
+          </w:tcPr>
+          <w:p>
+            <w:pPr>
+              <w:spacing w:after="20"/>
+            </w:pPr>
+            <w:r>
+              <w:rPr>
+                <w:sz w:val="18"/>
+              </w:rPr>
+            </w:r>
+            <w:r>
+              <w:rPr>
+                <w:sz w:val="18"/>
+              </w:rPr>
+              <w:t>Оценки и посещаемость (новое)</w:t>
+            </w:r>
+          </w:p>
+        </w:tc>
+        <w:tc>
+          <w:tcPr>
+            <w:tcW w:type="dxa" w:w="2493"/>
+          </w:tcPr>
+          <w:p>
+            <w:pPr>
+              <w:spacing w:after="20"/>
+            </w:pPr>
+            <w:r>
+              <w:rPr>
+                <w:sz w:val="18"/>
+              </w:rPr>
+            </w:r>
+            <w:r>
+              <w:rPr>
+                <w:rFonts w:ascii="Consolas" w:hAnsi="Consolas"/>
+                <w:sz w:val="18"/>
+              </w:rPr>
+              <w:t>journal.entries</w:t>
+            </w:r>
+          </w:p>
+        </w:tc>
+        <w:tc>
+          <w:tcPr>
+            <w:tcW w:type="dxa" w:w="2493"/>
+          </w:tcPr>
+          <w:p>
+            <w:pPr>
+              <w:spacing w:after="20"/>
+            </w:pPr>
+            <w:r>
+              <w:rPr>
+                <w:sz w:val="18"/>
+              </w:rPr>
+            </w:r>
+            <w:r>
+              <w:rPr>
+                <w:sz w:val="18"/>
+              </w:rPr>
+              <w:t>Новый функционал: оценка 1–10, посещаемость, комментарий</w:t>
+            </w:r>
+          </w:p>
+        </w:tc>
+        <w:tc>
+          <w:tcPr>
+            <w:tcW w:type="dxa" w:w="2493"/>
+          </w:tcPr>
+          <w:p>
+            <w:pPr>
+              <w:spacing w:after="20"/>
+            </w:pPr>
+            <w:r>
+              <w:rPr>
+                <w:sz w:val="18"/>
+              </w:rPr>
+            </w:r>
+            <w:r>
+              <w:rPr>
+                <w:sz w:val="18"/>
+              </w:rPr>
+              <w:t>API: чтение/запись</w:t>
             </w:r>
           </w:p>
         </w:tc>
@@ -12576,6 +12754,64 @@
                 <w:sz w:val="18"/>
               </w:rPr>
               <w:t>Выполнено (создание, назначение, сдача, результаты)</w:t>
+            </w:r>
+          </w:p>
+        </w:tc>
+      </w:tr>
+      <w:tr>
+        <w:tc>
+          <w:tcPr>
+            <w:tcW w:type="dxa" w:w="4986"/>
+          </w:tcPr>
+          <w:p>
+            <w:pPr>
+              <w:spacing w:after="20"/>
+            </w:pPr>
+            <w:r>
+              <w:rPr>
+                <w:sz w:val="18"/>
+              </w:rPr>
+            </w:r>
+            <w:r>
+              <w:rPr>
+                <w:sz w:val="18"/>
+              </w:rPr>
+              <w:t>API журнала (</w:t>
+            </w:r>
+            <w:r>
+              <w:rPr>
+                <w:rFonts w:ascii="Consolas" w:hAnsi="Consolas"/>
+                <w:sz w:val="18"/>
+              </w:rPr>
+              <w:t>/journal/*</w:t>
+            </w:r>
+            <w:r>
+              <w:rPr>
+                <w:sz w:val="18"/>
+              </w:rPr>
+              <w:t>)</w:t>
+            </w:r>
+          </w:p>
+        </w:tc>
+        <w:tc>
+          <w:tcPr>
+            <w:tcW w:type="dxa" w:w="4986"/>
+          </w:tcPr>
+          <w:p>
+            <w:pPr>
+              <w:spacing w:after="20"/>
+            </w:pPr>
+            <w:r>
+              <w:rPr>
+                <w:sz w:val="18"/>
+              </w:rPr>
+            </w:r>
+            <w:r>
+              <w:rPr>
+                <w:b/>
+                <w:sz w:val="18"/>
+              </w:rPr>
+              <w:t>Выполнено (расписание, оценки, посещаемость, сводка)</w:t>
             </w:r>
           </w:p>
         </w:tc>

--- a/docs/word/02-tz/05-karta-migracii.docx
+++ b/docs/word/02-tz/05-karta-migracii.docx
@@ -63,7 +63,7 @@
           </w:tcPr>
           <w:p>
             <w:r>
-              <w:t>0.1</w:t>
+              <w:t>0.6</w:t>
             </w:r>
           </w:p>
         </w:tc>
@@ -115,7 +115,7 @@
           </w:tcPr>
           <w:p>
             <w:r>
-              <w:t>27.10.2026</w:t>
+              <w:t>30.10.2026</w:t>
             </w:r>
           </w:p>
         </w:tc>
@@ -365,7 +365,7 @@
               <w:rPr>
                 <w:sz w:val="18"/>
               </w:rPr>
-              <w:t>0.5</w:t>
+              <w:t>0.6</w:t>
             </w:r>
           </w:p>
         </w:tc>
@@ -3671,6 +3671,19 @@
                 <w:rFonts w:ascii="Consolas" w:hAnsi="Consolas"/>
                 <w:sz w:val="18"/>
               </w:rPr>
+              <w:t>/library/books</w:t>
+            </w:r>
+            <w:r>
+              <w:rPr>
+                <w:sz w:val="18"/>
+              </w:rPr>
+              <w:t xml:space="preserve">, </w:t>
+            </w:r>
+            <w:r>
+              <w:rPr>
+                <w:rFonts w:ascii="Consolas" w:hAnsi="Consolas"/>
+                <w:sz w:val="18"/>
+              </w:rPr>
               <w:t>/library/books/&lt;id&gt;</w:t>
             </w:r>
             <w:r>
@@ -3684,7 +3697,7 @@
                 <w:rFonts w:ascii="Consolas" w:hAnsi="Consolas"/>
                 <w:sz w:val="18"/>
               </w:rPr>
-              <w:t>/teacher/library</w:t>
+              <w:t>/library/books/&lt;id&gt;/recommend</w:t>
             </w:r>
             <w:r>
               <w:rPr>
@@ -3697,7 +3710,33 @@
                 <w:rFonts w:ascii="Consolas" w:hAnsi="Consolas"/>
                 <w:sz w:val="18"/>
               </w:rPr>
-              <w:t>/teacher/library/&lt;id&gt;/recommend</w:t>
+              <w:t>/library/recommendations</w:t>
+            </w:r>
+            <w:r>
+              <w:rPr>
+                <w:sz w:val="18"/>
+              </w:rPr>
+              <w:t xml:space="preserve">, </w:t>
+            </w:r>
+            <w:r>
+              <w:rPr>
+                <w:rFonts w:ascii="Consolas" w:hAnsi="Consolas"/>
+                <w:sz w:val="18"/>
+              </w:rPr>
+              <w:t>/library/manage</w:t>
+            </w:r>
+            <w:r>
+              <w:rPr>
+                <w:sz w:val="18"/>
+              </w:rPr>
+              <w:t xml:space="preserve">, </w:t>
+            </w:r>
+            <w:r>
+              <w:rPr>
+                <w:rFonts w:ascii="Consolas" w:hAnsi="Consolas"/>
+                <w:sz w:val="18"/>
+              </w:rPr>
+              <w:t>/library/catalog</w:t>
             </w:r>
           </w:p>
         </w:tc>
@@ -9183,7 +9222,7 @@
               <w:rPr>
                 <w:sz w:val="18"/>
               </w:rPr>
-              <w:t>Запланировано</w:t>
+              <w:t>API: чтение/запись</w:t>
             </w:r>
           </w:p>
         </w:tc>
@@ -9271,7 +9310,7 @@
               <w:rPr>
                 <w:sz w:val="18"/>
               </w:rPr>
-              <w:t>Запланировано</w:t>
+              <w:t>API: чтение/запись</w:t>
             </w:r>
           </w:p>
         </w:tc>
@@ -9317,7 +9356,7 @@
                 <w:rFonts w:ascii="Consolas" w:hAnsi="Consolas"/>
                 <w:sz w:val="18"/>
               </w:rPr>
-              <w:t>lms.recommendations</w:t>
+              <w:t>lms.library_recommendations</w:t>
             </w:r>
           </w:p>
         </w:tc>
@@ -9367,6 +9406,32 @@
               </w:rPr>
               <w:t>student_id/class_id</w:t>
             </w:r>
+            <w:r>
+              <w:rPr>
+                <w:sz w:val="18"/>
+              </w:rPr>
+              <w:t xml:space="preserve">, </w:t>
+            </w:r>
+            <w:r>
+              <w:rPr>
+                <w:rFonts w:ascii="Consolas" w:hAnsi="Consolas"/>
+                <w:sz w:val="18"/>
+              </w:rPr>
+              <w:t>topic_slug</w:t>
+            </w:r>
+            <w:r>
+              <w:rPr>
+                <w:sz w:val="18"/>
+              </w:rPr>
+              <w:t xml:space="preserve"> → </w:t>
+            </w:r>
+            <w:r>
+              <w:rPr>
+                <w:rFonts w:ascii="Consolas" w:hAnsi="Consolas"/>
+                <w:sz w:val="18"/>
+              </w:rPr>
+              <w:t>topic_id</w:t>
+            </w:r>
           </w:p>
         </w:tc>
         <w:tc>
@@ -9386,7 +9451,7 @@
               <w:rPr>
                 <w:sz w:val="18"/>
               </w:rPr>
-              <w:t>Запланировано</w:t>
+              <w:t>API: чтение/запись</w:t>
             </w:r>
           </w:p>
         </w:tc>
@@ -9432,7 +9497,7 @@
                 <w:rFonts w:ascii="Consolas" w:hAnsi="Consolas"/>
                 <w:sz w:val="18"/>
               </w:rPr>
-              <w:t>lms.recommendation_status</w:t>
+              <w:t>lms.library_recommendation_status</w:t>
             </w:r>
           </w:p>
         </w:tc>
@@ -9488,7 +9553,7 @@
               <w:rPr>
                 <w:sz w:val="18"/>
               </w:rPr>
-              <w:t>Запланировано</w:t>
+              <w:t>API: чтение/запись</w:t>
             </w:r>
           </w:p>
         </w:tc>
@@ -13371,7 +13436,7 @@
       <w:jc w:val="center"/>
     </w:pPr>
     <w:r>
-      <w:t xml:space="preserve">ЕООП «Школьник» · 0.1 · </w:t>
+      <w:t xml:space="preserve">ЕООП «Школьник» · 0.6 · </w:t>
     </w:r>
     <w:r>
       <w:fldChar w:fldCharType="begin"/>

--- a/docs/word/02-tz/05-karta-migracii.docx
+++ b/docs/word/02-tz/05-karta-migracii.docx
@@ -63,7 +63,7 @@
           </w:tcPr>
           <w:p>
             <w:r>
-              <w:t>0.6</w:t>
+              <w:t>0.7</w:t>
             </w:r>
           </w:p>
         </w:tc>
@@ -13436,7 +13436,7 @@
       <w:jc w:val="center"/>
     </w:pPr>
     <w:r>
-      <w:t xml:space="preserve">ЕООП «Школьник» · 0.6 · </w:t>
+      <w:t xml:space="preserve">ЕООП «Школьник» · 0.7 · </w:t>
     </w:r>
     <w:r>
       <w:fldChar w:fldCharType="begin"/>

--- a/docs/word/02-tz/05-karta-migracii.docx
+++ b/docs/word/02-tz/05-karta-migracii.docx
@@ -63,7 +63,7 @@
           </w:tcPr>
           <w:p>
             <w:r>
-              <w:t>0.7</w:t>
+              <w:t>0.7.1</w:t>
             </w:r>
           </w:p>
         </w:tc>
@@ -13436,7 +13436,7 @@
       <w:jc w:val="center"/>
     </w:pPr>
     <w:r>
-      <w:t xml:space="preserve">ЕООП «Школьник» · 0.7 · </w:t>
+      <w:t xml:space="preserve">ЕООП «Школьник» · 0.7.1 · </w:t>
     </w:r>
     <w:r>
       <w:fldChar w:fldCharType="begin"/>

--- a/docs/word/02-tz/05-karta-migracii.docx
+++ b/docs/word/02-tz/05-karta-migracii.docx
@@ -63,7 +63,7 @@
           </w:tcPr>
           <w:p>
             <w:r>
-              <w:t>0.7.1</w:t>
+              <w:t>0.7.2</w:t>
             </w:r>
           </w:p>
         </w:tc>
@@ -13436,7 +13436,7 @@
       <w:jc w:val="center"/>
     </w:pPr>
     <w:r>
-      <w:t xml:space="preserve">ЕООП «Школьник» · 0.7.1 · </w:t>
+      <w:t xml:space="preserve">ЕООП «Школьник» · 0.7.2 · </w:t>
     </w:r>
     <w:r>
       <w:fldChar w:fldCharType="begin"/>

--- a/docs/word/02-tz/05-karta-migracii.docx
+++ b/docs/word/02-tz/05-karta-migracii.docx
@@ -63,7 +63,7 @@
           </w:tcPr>
           <w:p>
             <w:r>
-              <w:t>0.7.2</w:t>
+              <w:t>0.7.3</w:t>
             </w:r>
           </w:p>
         </w:tc>
@@ -13436,7 +13436,7 @@
       <w:jc w:val="center"/>
     </w:pPr>
     <w:r>
-      <w:t xml:space="preserve">ЕООП «Школьник» · 0.7.2 · </w:t>
+      <w:t xml:space="preserve">ЕООП «Школьник» · 0.7.3 · </w:t>
     </w:r>
     <w:r>
       <w:fldChar w:fldCharType="begin"/>
